--- a/ind/docx/31.content.docx
+++ b/ind/docx/31.content.docx
@@ -19,7 +19,7 @@
         <w:rPr>
           <w:lang w:val="id_ID" w:bidi="id_ID"/>
         </w:rPr>
-        <w:t>Resource: Tyndale Open Study Notes</w:t>
+        <w:t>Resource: Aquifer Open Study Notes (Book Intros)</w:t>
       </w:r>
       <w:r>
         <w:rPr>
@@ -112,7 +112,7 @@
         <w:rPr>
           <w:lang w:val="id_ID" w:bidi="id_ID"/>
         </w:rPr>
-        <w:t>Tyndale Open Study Notes</w:t>
+        <w:t>Aquifer Open Study Notes (Book Intros)</w:t>
       </w:r>
     </w:p>
     <w:p>

--- a/ind/docx/31.content.docx
+++ b/ind/docx/31.content.docx
@@ -258,90 +258,60 @@
         </w:rPr>
         <w:t xml:space="preserve">Orang-orang Edom adalah keturunan dari saudara Yakub, Esau (lihat </w:t>
       </w:r>
-      <w:hyperlink r:id="rId13">
-        <w:r>
-          <w:rPr>
-            <w:lang w:val="id_ID" w:bidi="id_ID"/>
-          </w:rPr>
-          <w:rPr>
-            <w:color w:val="0000EE"/>
-            <w:u w:val="single"/>
-          </w:rPr>
-          <w:t>Kej. 25:30</w:t>
-        </w:r>
-      </w:hyperlink>
+      <w:r>
+        <w:rPr>
+          <w:lang w:val="id_ID" w:bidi="id_ID"/>
+        </w:rPr>
+        <w:t>Kej. 25:30</w:t>
+      </w:r>
       <w:r>
         <w:rPr>
           <w:lang w:val="id_ID" w:bidi="id_ID"/>
         </w:rPr>
         <w:t>). Kebanyakan orang Edom mendiami dataran tinggi di sebelah timur Araba dan selatan Laut Mati. Edom ada sepanjang sebagian besar masa kerajaan Israel (sekitar 1050–586 Sebelum Masehi) dan sering menjadi budak dari kerajaan selatan Yehuda (</w:t>
       </w:r>
-      <w:hyperlink r:id="rId14">
-        <w:r>
-          <w:rPr>
-            <w:lang w:val="id_ID" w:bidi="id_ID"/>
-          </w:rPr>
-          <w:rPr>
-            <w:color w:val="0000EE"/>
-            <w:u w:val="single"/>
-          </w:rPr>
-          <w:t>2Sam. 8:14</w:t>
-        </w:r>
-      </w:hyperlink>
+      <w:r>
+        <w:rPr>
+          <w:lang w:val="id_ID" w:bidi="id_ID"/>
+        </w:rPr>
+        <w:t>2Sam. 8:14</w:t>
+      </w:r>
       <w:r>
         <w:rPr>
           <w:lang w:val="id_ID" w:bidi="id_ID"/>
         </w:rPr>
         <w:t xml:space="preserve">; </w:t>
       </w:r>
-      <w:hyperlink r:id="rId15">
-        <w:r>
-          <w:rPr>
-            <w:lang w:val="id_ID" w:bidi="id_ID"/>
-          </w:rPr>
-          <w:rPr>
-            <w:color w:val="0000EE"/>
-            <w:u w:val="single"/>
-          </w:rPr>
-          <w:t>1Raj. 11:14–16</w:t>
-        </w:r>
-      </w:hyperlink>
+      <w:r>
+        <w:rPr>
+          <w:lang w:val="id_ID" w:bidi="id_ID"/>
+        </w:rPr>
+        <w:t>1Raj. 11:14–16</w:t>
+      </w:r>
       <w:r>
         <w:rPr>
           <w:lang w:val="id_ID" w:bidi="id_ID"/>
         </w:rPr>
         <w:t xml:space="preserve">; </w:t>
       </w:r>
-      <w:hyperlink r:id="rId16">
-        <w:r>
-          <w:rPr>
-            <w:lang w:val="id_ID" w:bidi="id_ID"/>
-          </w:rPr>
-          <w:rPr>
-            <w:color w:val="0000EE"/>
-            <w:u w:val="single"/>
-          </w:rPr>
-          <w:t>2Raj. 8:20–22</w:t>
-        </w:r>
-      </w:hyperlink>
+      <w:r>
+        <w:rPr>
+          <w:lang w:val="id_ID" w:bidi="id_ID"/>
+        </w:rPr>
+        <w:t>2Raj. 8:20–22</w:t>
+      </w:r>
       <w:r>
         <w:rPr>
           <w:lang w:val="id_ID" w:bidi="id_ID"/>
         </w:rPr>
         <w:t xml:space="preserve">; bandingkan </w:t>
       </w:r>
-      <w:hyperlink r:id="rId17">
-        <w:r>
-          <w:rPr>
-            <w:lang w:val="id_ID" w:bidi="id_ID"/>
-          </w:rPr>
-          <w:rPr>
-            <w:color w:val="0000EE"/>
-            <w:u w:val="single"/>
-          </w:rPr>
-          <w:t>2Raj. 3:9–14</w:t>
-        </w:r>
-      </w:hyperlink>
+      <w:r>
+        <w:rPr>
+          <w:lang w:val="id_ID" w:bidi="id_ID"/>
+        </w:rPr>
+        <w:t>2Raj. 3:9–14</w:t>
+      </w:r>
       <w:r>
         <w:rPr>
           <w:lang w:val="id_ID" w:bidi="id_ID"/>
@@ -375,36 +345,24 @@
         </w:rPr>
         <w:t>Sebagai sebuah bangsa, Edom mengulangi permusuhan awal dari Esau terhadap Yakub. Misalnya, Edom menentang keluarnya Israel dari Mesir (</w:t>
       </w:r>
-      <w:hyperlink r:id="rId18">
-        <w:r>
-          <w:rPr>
-            <w:lang w:val="id_ID" w:bidi="id_ID"/>
-          </w:rPr>
-          <w:rPr>
-            <w:color w:val="0000EE"/>
-            <w:u w:val="single"/>
-          </w:rPr>
-          <w:t>Bil. 20:14–21</w:t>
-        </w:r>
-      </w:hyperlink>
+      <w:r>
+        <w:rPr>
+          <w:lang w:val="id_ID" w:bidi="id_ID"/>
+        </w:rPr>
+        <w:t>Bil. 20:14–21</w:t>
+      </w:r>
       <w:r>
         <w:rPr>
           <w:lang w:val="id_ID" w:bidi="id_ID"/>
         </w:rPr>
         <w:t xml:space="preserve">; </w:t>
       </w:r>
-      <w:hyperlink r:id="rId19">
-        <w:r>
-          <w:rPr>
-            <w:lang w:val="id_ID" w:bidi="id_ID"/>
-          </w:rPr>
-          <w:rPr>
-            <w:color w:val="0000EE"/>
-            <w:u w:val="single"/>
-          </w:rPr>
-          <w:t>21:4</w:t>
-        </w:r>
-      </w:hyperlink>
+      <w:r>
+        <w:rPr>
+          <w:lang w:val="id_ID" w:bidi="id_ID"/>
+        </w:rPr>
+        <w:t>21:4</w:t>
+      </w:r>
       <w:r>
         <w:rPr>
           <w:lang w:val="id_ID" w:bidi="id_ID"/>
@@ -450,18 +408,12 @@
         </w:rPr>
         <w:t>Dalam pengantar Kitab Obaja (</w:t>
       </w:r>
-      <w:hyperlink r:id="rId20">
-        <w:r>
-          <w:rPr>
-            <w:lang w:val="id_ID" w:bidi="id_ID"/>
-          </w:rPr>
-          <w:rPr>
-            <w:color w:val="0000EE"/>
-            <w:u w:val="single"/>
-          </w:rPr>
-          <w:t>Ob. 1:1–9</w:t>
-        </w:r>
-      </w:hyperlink>
+      <w:r>
+        <w:rPr>
+          <w:lang w:val="id_ID" w:bidi="id_ID"/>
+        </w:rPr>
+        <w:t>Ob. 1:1–9</w:t>
+      </w:r>
       <w:r>
         <w:rPr>
           <w:lang w:val="id_ID" w:bidi="id_ID"/>
@@ -482,18 +434,12 @@
         </w:rPr>
         <w:t>Bagian kedua (</w:t>
       </w:r>
-      <w:hyperlink r:id="rId21">
-        <w:r>
-          <w:rPr>
-            <w:lang w:val="id_ID" w:bidi="id_ID"/>
-          </w:rPr>
-          <w:rPr>
-            <w:color w:val="0000EE"/>
-            <w:u w:val="single"/>
-          </w:rPr>
-          <w:t>Ob. 1:10–14</w:t>
-        </w:r>
-      </w:hyperlink>
+      <w:r>
+        <w:rPr>
+          <w:lang w:val="id_ID" w:bidi="id_ID"/>
+        </w:rPr>
+        <w:t>Ob. 1:10–14</w:t>
+      </w:r>
       <w:r>
         <w:rPr>
           <w:lang w:val="id_ID" w:bidi="id_ID"/>
@@ -514,54 +460,36 @@
         </w:rPr>
         <w:t>Dalam bagian ketiga dan terakhir (</w:t>
       </w:r>
-      <w:hyperlink r:id="rId22">
-        <w:r>
-          <w:rPr>
-            <w:lang w:val="id_ID" w:bidi="id_ID"/>
-          </w:rPr>
-          <w:rPr>
-            <w:color w:val="0000EE"/>
-            <w:u w:val="single"/>
-          </w:rPr>
-          <w:t>Ob. 1:15–21</w:t>
-        </w:r>
-      </w:hyperlink>
+      <w:r>
+        <w:rPr>
+          <w:lang w:val="id_ID" w:bidi="id_ID"/>
+        </w:rPr>
+        <w:t>Ob. 1:15–21</w:t>
+      </w:r>
       <w:r>
         <w:rPr>
           <w:lang w:val="id_ID" w:bidi="id_ID"/>
         </w:rPr>
         <w:t>), Kitab Obaja menggambarkan hari kedatangan Tuhan yang akan mencapai puncaknya pada Kerajaan universal milik Allah. Mereka yang berbuat jahat akan menghadapi konsekuensi yang mengerikan (</w:t>
       </w:r>
-      <w:hyperlink r:id="rId23">
-        <w:r>
-          <w:rPr>
-            <w:lang w:val="id_ID" w:bidi="id_ID"/>
-          </w:rPr>
-          <w:rPr>
-            <w:color w:val="0000EE"/>
-            <w:u w:val="single"/>
-          </w:rPr>
-          <w:t>Ob. 1:15–16</w:t>
-        </w:r>
-      </w:hyperlink>
+      <w:r>
+        <w:rPr>
+          <w:lang w:val="id_ID" w:bidi="id_ID"/>
+        </w:rPr>
+        <w:t>Ob. 1:15–16</w:t>
+      </w:r>
       <w:r>
         <w:rPr>
           <w:lang w:val="id_ID" w:bidi="id_ID"/>
         </w:rPr>
         <w:t>), sementara mereka yang telah menderita secara tidak adil akan dipulihkan (</w:t>
       </w:r>
-      <w:hyperlink r:id="rId24">
-        <w:r>
-          <w:rPr>
-            <w:lang w:val="id_ID" w:bidi="id_ID"/>
-          </w:rPr>
-          <w:rPr>
-            <w:color w:val="0000EE"/>
-            <w:u w:val="single"/>
-          </w:rPr>
-          <w:t>Ob. 1:17–21</w:t>
-        </w:r>
-      </w:hyperlink>
+      <w:r>
+        <w:rPr>
+          <w:lang w:val="id_ID" w:bidi="id_ID"/>
+        </w:rPr>
+        <w:t>Ob. 1:17–21</w:t>
+      </w:r>
       <w:r>
         <w:rPr>
           <w:lang w:val="id_ID" w:bidi="id_ID"/>
@@ -593,18 +521,12 @@
         </w:rPr>
         <w:t>Nama Obaja berarti "Hamba Tuhan." Dia hanya dikenal dari nubuatannya dan dari petunjuk yang diberikan dalam teks mengenai waktu dan tempatnya. Beberapa individu di Israel pada zaman Perjanjian Lama bernama Obaja, termasuk pengawas istana Raja Ahab pada masa sebelumnya (</w:t>
       </w:r>
-      <w:hyperlink r:id="rId25">
-        <w:r>
-          <w:rPr>
-            <w:lang w:val="id_ID" w:bidi="id_ID"/>
-          </w:rPr>
-          <w:rPr>
-            <w:color w:val="0000EE"/>
-            <w:u w:val="single"/>
-          </w:rPr>
-          <w:t>1Raj. 18:3–16</w:t>
-        </w:r>
-      </w:hyperlink>
+      <w:r>
+        <w:rPr>
+          <w:lang w:val="id_ID" w:bidi="id_ID"/>
+        </w:rPr>
+        <w:t>1Raj. 18:3–16</w:t>
+      </w:r>
       <w:r>
         <w:rPr>
           <w:lang w:val="id_ID" w:bidi="id_ID"/>
@@ -625,36 +547,24 @@
         </w:rPr>
         <w:t>Nubuat Obaja dipicu oleh invasi ke kerajaan Yehuda. Pada 586 SM, raja Babel, Nebukadnezar, mengakhiri kemerdekaan Yehuda dan mengasingkan raja terakhirnya, Zedekia (</w:t>
       </w:r>
-      <w:hyperlink r:id="rId26">
-        <w:r>
-          <w:rPr>
-            <w:lang w:val="id_ID" w:bidi="id_ID"/>
-          </w:rPr>
-          <w:rPr>
-            <w:color w:val="0000EE"/>
-            <w:u w:val="single"/>
-          </w:rPr>
-          <w:t>2Raj. 25:1–30</w:t>
-        </w:r>
-      </w:hyperlink>
+      <w:r>
+        <w:rPr>
+          <w:lang w:val="id_ID" w:bidi="id_ID"/>
+        </w:rPr>
+        <w:t>2Raj. 25:1–30</w:t>
+      </w:r>
       <w:r>
         <w:rPr>
           <w:lang w:val="id_ID" w:bidi="id_ID"/>
         </w:rPr>
         <w:t xml:space="preserve">). Di luar Kitab Obaja, hanya ada sedikit referensi tentang respons spesifik Edom terhadap peristiwa ini (lihat juga </w:t>
       </w:r>
-      <w:hyperlink r:id="rId27">
-        <w:r>
-          <w:rPr>
-            <w:lang w:val="id_ID" w:bidi="id_ID"/>
-          </w:rPr>
-          <w:rPr>
-            <w:color w:val="0000EE"/>
-            <w:u w:val="single"/>
-          </w:rPr>
-          <w:t>Yes. 34:5–10</w:t>
-        </w:r>
-      </w:hyperlink>
+      <w:r>
+        <w:rPr>
+          <w:lang w:val="id_ID" w:bidi="id_ID"/>
+        </w:rPr>
+        <w:t>Yes. 34:5–10</w:t>
+      </w:r>
       <w:r>
         <w:rPr>
           <w:lang w:val="id_ID" w:bidi="id_ID"/>
@@ -686,72 +596,48 @@
         </w:rPr>
         <w:t xml:space="preserve">Pesan Obaja tentang Edom mencerminkan pesan nabi-nabi lain, dan bagian-bagiannya mengikuti dengan erat </w:t>
       </w:r>
-      <w:hyperlink r:id="rId28">
-        <w:r>
-          <w:rPr>
-            <w:lang w:val="id_ID" w:bidi="id_ID"/>
-          </w:rPr>
-          <w:rPr>
-            <w:color w:val="0000EE"/>
-            <w:u w:val="single"/>
-          </w:rPr>
-          <w:t>Yeremia 49:9</w:t>
-        </w:r>
-      </w:hyperlink>
+      <w:r>
+        <w:rPr>
+          <w:lang w:val="id_ID" w:bidi="id_ID"/>
+        </w:rPr>
+        <w:t>Yeremia 49:9</w:t>
+      </w:r>
       <w:r>
         <w:rPr>
           <w:lang w:val="id_ID" w:bidi="id_ID"/>
         </w:rPr>
         <w:t xml:space="preserve">, </w:t>
       </w:r>
-      <w:hyperlink r:id="rId29">
-        <w:r>
-          <w:rPr>
-            <w:lang w:val="id_ID" w:bidi="id_ID"/>
-          </w:rPr>
-          <w:rPr>
-            <w:color w:val="0000EE"/>
-            <w:u w:val="single"/>
-          </w:rPr>
-          <w:t>14–16</w:t>
-        </w:r>
-      </w:hyperlink>
+      <w:r>
+        <w:rPr>
+          <w:lang w:val="id_ID" w:bidi="id_ID"/>
+        </w:rPr>
+        <w:t>14–16</w:t>
+      </w:r>
       <w:r>
         <w:rPr>
           <w:lang w:val="id_ID" w:bidi="id_ID"/>
         </w:rPr>
         <w:t xml:space="preserve">. Ini sebaiknya dibaca bersamaan dengan nubuat-nubuat lain mengenai masa depan Edom dan bahkan mungkin berfungsi sebagai perluasan dari bagian-bagian seperti </w:t>
       </w:r>
-      <w:hyperlink r:id="rId30">
-        <w:r>
-          <w:rPr>
-            <w:lang w:val="id_ID" w:bidi="id_ID"/>
-          </w:rPr>
-          <w:rPr>
-            <w:color w:val="0000EE"/>
-            <w:u w:val="single"/>
-          </w:rPr>
-          <w:t>Yoel 3:19</w:t>
-        </w:r>
-      </w:hyperlink>
+      <w:r>
+        <w:rPr>
+          <w:lang w:val="id_ID" w:bidi="id_ID"/>
+        </w:rPr>
+        <w:t>Yoel 3:19</w:t>
+      </w:r>
       <w:r>
         <w:rPr>
           <w:lang w:val="id_ID" w:bidi="id_ID"/>
         </w:rPr>
         <w:t xml:space="preserve"> dan </w:t>
       </w:r>
-      <w:hyperlink r:id="rId31">
-        <w:r>
-          <w:rPr>
-            <w:lang w:val="id_ID" w:bidi="id_ID"/>
-          </w:rPr>
-          <w:rPr>
-            <w:color w:val="0000EE"/>
-            <w:u w:val="single"/>
-          </w:rPr>
-          <w:t>Amos 9:12</w:t>
-        </w:r>
-      </w:hyperlink>
+      <w:r>
+        <w:rPr>
+          <w:lang w:val="id_ID" w:bidi="id_ID"/>
+        </w:rPr>
+        <w:t>Amos 9:12</w:t>
+      </w:r>
       <w:r>
         <w:rPr>
           <w:lang w:val="id_ID" w:bidi="id_ID"/>
@@ -810,18 +696,12 @@
         </w:rPr>
         <w:t>): “ Seperti yang engkau lakukan, demikianlah akan dilakukan kepadamu” (</w:t>
       </w:r>
-      <w:hyperlink r:id="rId32">
-        <w:r>
-          <w:rPr>
-            <w:lang w:val="id_ID" w:bidi="id_ID"/>
-          </w:rPr>
-          <w:rPr>
-            <w:color w:val="0000EE"/>
-            <w:u w:val="single"/>
-          </w:rPr>
-          <w:t>Ob. 1:15</w:t>
-        </w:r>
-      </w:hyperlink>
+      <w:r>
+        <w:rPr>
+          <w:lang w:val="id_ID" w:bidi="id_ID"/>
+        </w:rPr>
+        <w:t>Ob. 1:15</w:t>
+      </w:r>
       <w:r>
         <w:rPr>
           <w:lang w:val="id_ID" w:bidi="id_ID"/>
@@ -842,18 +722,12 @@
         </w:rPr>
         <w:t>Hari Tuhan akan datang, membawa keadilan penuh bagi yang tertindas, hukuman bagi para penindas, dan dimulainya kerajaan universal di mana Tuhan memerintah atas semua bangsa. Pada tingkat lokal dan historis, ini berarti bahwa Israel akan dipulihkan ke tanahnya dan diberikan kedaulatan atas tanah Edom. Pada tingkat universal, hukuman Edom hanyalah bagian dari skenario penghakiman yang lebih besar. Bukan hanya Edom, tetapi “semua bangsa” (</w:t>
       </w:r>
-      <w:hyperlink r:id="rId33">
-        <w:r>
-          <w:rPr>
-            <w:lang w:val="id_ID" w:bidi="id_ID"/>
-          </w:rPr>
-          <w:rPr>
-            <w:color w:val="0000EE"/>
-            <w:u w:val="single"/>
-          </w:rPr>
-          <w:t>Ob. 1:16</w:t>
-        </w:r>
-      </w:hyperlink>
+      <w:r>
+        <w:rPr>
+          <w:lang w:val="id_ID" w:bidi="id_ID"/>
+        </w:rPr>
+        <w:t>Ob. 1:16</w:t>
+      </w:r>
       <w:r>
         <w:rPr>
           <w:lang w:val="id_ID" w:bidi="id_ID"/>
@@ -874,72 +748,48 @@
         </w:rPr>
         <w:t>Gambaran Allah ini mendominasi teologi Obaja dan memaksa pembaca modern untuk membuat sebuah keputusan. Siapa yang akan kita layani—allah yang acuh tak acuh terhadap kejahatan, atau Allah yang adil seperti yang kita temukan dalam Obaja? Hanya Allah yang menghakimi kejahatan yang dapat meyakinkan kita bahwa kejahatan tidak akan menang pada akhirnya. Obaja menantikan hari baru ketika “Tuhanlah yang akan empunya kerajaan itu.” (</w:t>
       </w:r>
-      <w:hyperlink r:id="rId34">
-        <w:r>
-          <w:rPr>
-            <w:lang w:val="id_ID" w:bidi="id_ID"/>
-          </w:rPr>
-          <w:rPr>
-            <w:color w:val="0000EE"/>
-            <w:u w:val="single"/>
-          </w:rPr>
-          <w:t>Ob. 1:21</w:t>
-        </w:r>
-      </w:hyperlink>
+      <w:r>
+        <w:rPr>
+          <w:lang w:val="id_ID" w:bidi="id_ID"/>
+        </w:rPr>
+        <w:t>Ob. 1:21</w:t>
+      </w:r>
       <w:r>
         <w:rPr>
           <w:lang w:val="id_ID" w:bidi="id_ID"/>
         </w:rPr>
         <w:t>). Harapan Israel ini menjadi harapan seluruh dunia ketika Kristus mengumumkan, “Kerajaan Allah sudah dekat” (</w:t>
       </w:r>
-      <w:hyperlink r:id="rId35">
-        <w:r>
-          <w:rPr>
-            <w:lang w:val="id_ID" w:bidi="id_ID"/>
-          </w:rPr>
-          <w:rPr>
-            <w:color w:val="0000EE"/>
-            <w:u w:val="single"/>
-          </w:rPr>
-          <w:t>Markus 1:15</w:t>
-        </w:r>
-      </w:hyperlink>
+      <w:r>
+        <w:rPr>
+          <w:lang w:val="id_ID" w:bidi="id_ID"/>
+        </w:rPr>
+        <w:t>Markus 1:15</w:t>
+      </w:r>
       <w:r>
         <w:rPr>
           <w:lang w:val="id_ID" w:bidi="id_ID"/>
         </w:rPr>
         <w:t xml:space="preserve">; </w:t>
       </w:r>
-      <w:hyperlink r:id="rId36">
-        <w:r>
-          <w:rPr>
-            <w:lang w:val="id_ID" w:bidi="id_ID"/>
-          </w:rPr>
-          <w:rPr>
-            <w:color w:val="0000EE"/>
-            <w:u w:val="single"/>
-          </w:rPr>
-          <w:t>Lukas 10:9–12</w:t>
-        </w:r>
-      </w:hyperlink>
+      <w:r>
+        <w:rPr>
+          <w:lang w:val="id_ID" w:bidi="id_ID"/>
+        </w:rPr>
+        <w:t>Lukas 10:9–12</w:t>
+      </w:r>
       <w:r>
         <w:rPr>
           <w:lang w:val="id_ID" w:bidi="id_ID"/>
         </w:rPr>
         <w:t xml:space="preserve">; </w:t>
       </w:r>
-      <w:hyperlink r:id="rId37">
-        <w:r>
-          <w:rPr>
-            <w:lang w:val="id_ID" w:bidi="id_ID"/>
-          </w:rPr>
-          <w:rPr>
-            <w:color w:val="0000EE"/>
-            <w:u w:val="single"/>
-          </w:rPr>
-          <w:t>21:31–33</w:t>
-        </w:r>
-      </w:hyperlink>
+      <w:r>
+        <w:rPr>
+          <w:lang w:val="id_ID" w:bidi="id_ID"/>
+        </w:rPr>
+        <w:t>21:31–33</w:t>
+      </w:r>
       <w:r>
         <w:rPr>
           <w:lang w:val="id_ID" w:bidi="id_ID"/>
